--- a/portal/public/downloads/EMPLOYEE-SETUP-AND-PROOF-GUIDE-v6-PUBLIC-KIT.docx
+++ b/portal/public/downloads/EMPLOYEE-SETUP-AND-PROOF-GUIDE-v6-PUBLIC-KIT.docx
@@ -2658,7 +2658,7 @@
           <w:color w:val="103323"/>
           <w:sz w:val="50"/>
         </w:rPr>
-        <w:t>Build two workers. Bring both reports.</w:t>
+        <w:t>Two required. One optional. Prove each status.</w:t>
       </w:r>
     </w:p>
     <w:p>
@@ -2673,7 +2673,7 @@
           <w:color w:val="5D7469"/>
           <w:sz w:val="24"/>
         </w:rPr>
-        <w:t>Daily Email and Drive are required; LinkedIn is optional</w:t>
+        <w:t>Available in the kit is not live for the employee</w:t>
       </w:r>
     </w:p>
     <w:tbl>
@@ -2889,7 +2889,7 @@
                 <w:color w:val="173428"/>
                 <w:sz w:val="17"/>
               </w:rPr>
-              <w:t>Choose TEST 25 or full connector-visible index. Every batch is at most 25; no file contents open.</w:t>
+              <w:t>Use FULL DRIVE INDEX for company completion. Every batch is at most 25; no file contents open.</w:t>
             </w:r>
           </w:p>
         </w:tc>
@@ -2914,7 +2914,7 @@
                 <w:color w:val="173428"/>
                 <w:sz w:val="17"/>
               </w:rPr>
-              <w:t>CSV + summary + cursor; Drive unchanged.</w:t>
+              <w:t>All supported scopes + CSV + final cursor + validator. TEST 25 is setup only.</w:t>
             </w:r>
           </w:p>
         </w:tc>
@@ -3326,7 +3326,7 @@
                 <w:color w:val="2D713D"/>
                 <w:sz w:val="18"/>
               </w:rPr>
-              <w:t>ACCEPTANCE</w:t>
+              <w:t>GO-LIVE READBACK</w:t>
             </w:r>
           </w:p>
         </w:tc>
@@ -3351,7 +3351,7 @@
                 <w:color w:val="173428"/>
                 <w:sz w:val="18"/>
               </w:rPr>
-              <w:t>Installed or connected is not proof. Bring the Email pilot report and active automation, the Drive index, and both validator passes.</w:t>
+              <w:t>Email: LIVE FOR ME or exact blocker. Drive: LIVE FOR ME after FULL DRIVE INDEX, or exact blocker. LinkedIn: OPTIONAL LIVE, NOT ENABLED BY CHOICE, or exact blocker.</w:t>
             </w:r>
           </w:p>
         </w:tc>
@@ -4081,7 +4081,7 @@
           <w:color w:val="173428"/>
           <w:sz w:val="19"/>
         </w:rPr>
-        <w:t>[  ]  The Drive report exists and Drive is unchanged.</w:t>
+        <w:t>[  ]  FULL DRIVE INDEX finished every supported scope; its CSV, summary, final cursor and validator agree. TEST 25 alone is not completion.</w:t>
       </w:r>
     </w:p>
     <w:p>
